--- a/desarrollo_guia2DSM.docx
+++ b/desarrollo_guia2DSM.docx
@@ -7,6 +7,9 @@
         <w:jc w:val="center"/>
       </w:pPr>
       <w:r>
+        <w:rPr>
+          <w:noProof/>
+        </w:rPr>
         <w:drawing>
           <wp:anchor distT="0" distB="0" distL="114300" distR="114300" simplePos="0" relativeHeight="251658240" behindDoc="1" locked="0" layoutInCell="1" allowOverlap="1" wp14:anchorId="445122FC" wp14:editId="6C34DCBF">
             <wp:simplePos x="0" y="0"/>
@@ -127,13 +130,7 @@
         <w:rPr>
           <w:b/>
         </w:rPr>
-        <w:t>“</w:t>
-      </w:r>
-      <w:r>
-        <w:rPr>
-          <w:b/>
-        </w:rPr>
-        <w:t>Desarrollo de guía 2 de</w:t>
+        <w:t>“Desarrollo de guía 2 de</w:t>
       </w:r>
     </w:p>
     <w:p>
@@ -265,13 +262,7 @@
           <w:rPr>
             <w:rStyle w:val="Hipervnculo"/>
           </w:rPr>
-          <w:t>https://github.com/Lucyvillalo/DSM.gi</w:t>
-        </w:r>
-        <w:r>
-          <w:rPr>
-            <w:rStyle w:val="Hipervnculo"/>
-          </w:rPr>
-          <w:t>t</w:t>
+          <w:t>https://github.com/Lucyvillalo/DSM.git</w:t>
         </w:r>
       </w:hyperlink>
     </w:p>
@@ -284,6 +275,9 @@
     </w:p>
     <w:p>
       <w:r>
+        <w:rPr>
+          <w:noProof/>
+        </w:rPr>
         <w:drawing>
           <wp:inline distT="0" distB="0" distL="0" distR="0" wp14:anchorId="26E537D8" wp14:editId="6C313F88">
             <wp:extent cx="5612130" cy="3563620"/>
@@ -329,6 +323,48 @@
     </w:p>
     <w:p>
       <w:r>
+        <w:drawing>
+          <wp:inline distT="0" distB="0" distL="0" distR="0" wp14:anchorId="1EED018E" wp14:editId="6E132D71">
+            <wp:extent cx="5612130" cy="2228215"/>
+            <wp:effectExtent l="0" t="0" r="7620" b="635"/>
+            <wp:docPr id="1884151369" name="Imagen 1"/>
+            <wp:cNvGraphicFramePr>
+              <a:graphicFrameLocks xmlns:a="http://schemas.openxmlformats.org/drawingml/2006/main" noChangeAspect="1"/>
+            </wp:cNvGraphicFramePr>
+            <a:graphic xmlns:a="http://schemas.openxmlformats.org/drawingml/2006/main">
+              <a:graphicData uri="http://schemas.openxmlformats.org/drawingml/2006/picture">
+                <pic:pic xmlns:pic="http://schemas.openxmlformats.org/drawingml/2006/picture">
+                  <pic:nvPicPr>
+                    <pic:cNvPr id="1884151369" name=""/>
+                    <pic:cNvPicPr/>
+                  </pic:nvPicPr>
+                  <pic:blipFill>
+                    <a:blip r:embed="rId7"/>
+                    <a:stretch>
+                      <a:fillRect/>
+                    </a:stretch>
+                  </pic:blipFill>
+                  <pic:spPr>
+                    <a:xfrm>
+                      <a:off x="0" y="0"/>
+                      <a:ext cx="5612130" cy="2228215"/>
+                    </a:xfrm>
+                    <a:prstGeom prst="rect">
+                      <a:avLst/>
+                    </a:prstGeom>
+                  </pic:spPr>
+                </pic:pic>
+              </a:graphicData>
+            </a:graphic>
+          </wp:inline>
+        </w:drawing>
+      </w:r>
+    </w:p>
+    <w:p>
+      <w:r>
+        <w:rPr>
+          <w:noProof/>
+        </w:rPr>
         <w:lastRenderedPageBreak/>
         <w:drawing>
           <wp:inline distT="0" distB="0" distL="0" distR="0" wp14:anchorId="369E7B36" wp14:editId="0734384C">
@@ -346,7 +382,7 @@
                     <pic:cNvPicPr/>
                   </pic:nvPicPr>
                   <pic:blipFill>
-                    <a:blip r:embed="rId7"/>
+                    <a:blip r:embed="rId8"/>
                     <a:stretch>
                       <a:fillRect/>
                     </a:stretch>
@@ -374,6 +410,9 @@
     </w:p>
     <w:p>
       <w:r>
+        <w:rPr>
+          <w:noProof/>
+        </w:rPr>
         <w:drawing>
           <wp:inline distT="0" distB="0" distL="0" distR="0" wp14:anchorId="5BB4BC97" wp14:editId="2A68EFB3">
             <wp:extent cx="5612130" cy="2997200"/>
@@ -390,7 +429,7 @@
                     <pic:cNvPicPr/>
                   </pic:nvPicPr>
                   <pic:blipFill>
-                    <a:blip r:embed="rId8"/>
+                    <a:blip r:embed="rId9"/>
                     <a:stretch>
                       <a:fillRect/>
                     </a:stretch>
@@ -399,6 +438,49 @@
                     <a:xfrm>
                       <a:off x="0" y="0"/>
                       <a:ext cx="5612130" cy="2997200"/>
+                    </a:xfrm>
+                    <a:prstGeom prst="rect">
+                      <a:avLst/>
+                    </a:prstGeom>
+                  </pic:spPr>
+                </pic:pic>
+              </a:graphicData>
+            </a:graphic>
+          </wp:inline>
+        </w:drawing>
+      </w:r>
+    </w:p>
+    <w:p>
+      <w:r>
+        <w:rPr>
+          <w:noProof/>
+        </w:rPr>
+        <w:lastRenderedPageBreak/>
+        <w:drawing>
+          <wp:inline distT="0" distB="0" distL="0" distR="0" wp14:anchorId="167DB60D" wp14:editId="4B0CA557">
+            <wp:extent cx="5612130" cy="2893060"/>
+            <wp:effectExtent l="0" t="0" r="7620" b="2540"/>
+            <wp:docPr id="1727020807" name="Imagen 1"/>
+            <wp:cNvGraphicFramePr>
+              <a:graphicFrameLocks xmlns:a="http://schemas.openxmlformats.org/drawingml/2006/main" noChangeAspect="1"/>
+            </wp:cNvGraphicFramePr>
+            <a:graphic xmlns:a="http://schemas.openxmlformats.org/drawingml/2006/main">
+              <a:graphicData uri="http://schemas.openxmlformats.org/drawingml/2006/picture">
+                <pic:pic xmlns:pic="http://schemas.openxmlformats.org/drawingml/2006/picture">
+                  <pic:nvPicPr>
+                    <pic:cNvPr id="1727020807" name=""/>
+                    <pic:cNvPicPr/>
+                  </pic:nvPicPr>
+                  <pic:blipFill>
+                    <a:blip r:embed="rId10"/>
+                    <a:stretch>
+                      <a:fillRect/>
+                    </a:stretch>
+                  </pic:blipFill>
+                  <pic:spPr>
+                    <a:xfrm>
+                      <a:off x="0" y="0"/>
+                      <a:ext cx="5612130" cy="2893060"/>
                     </a:xfrm>
                     <a:prstGeom prst="rect">
                       <a:avLst/>
@@ -1024,6 +1106,7 @@
   <w:style w:type="character" w:default="1" w:styleId="Fuentedeprrafopredeter">
     <w:name w:val="Default Paragraph Font"/>
     <w:uiPriority w:val="1"/>
+    <w:semiHidden/>
     <w:unhideWhenUsed/>
   </w:style>
   <w:style w:type="table" w:default="1" w:styleId="Tablanormal">
